--- a/templates/法律顾问/9法律顾问协议存续情况.docx
+++ b/templates/法律顾问/9法律顾问协议存续情况.docx
@@ -81,7 +81,7 @@
           <w:szCs w:val="28"/>
           <w:u w:val="single"/>
         </w:rPr>
-        <w:t xml:space="preserve">                       </w:t>
+        <w:t xml:space="preserve">      （情况说明）                 </w:t>
       </w:r>
       <w:r>
         <w:rPr>
@@ -98,104 +98,90 @@
           <w:szCs w:val="28"/>
           <w:u w:val="single"/>
         </w:rPr>
-        <w:t xml:space="preserve"> </w:t>
+        <w:t xml:space="preserve"> {{二委托人}} </w:t>
+      </w:r>
+      <w:r>
+        <w:rPr>
+          <w:rFonts w:hint="eastAsia"/>
+          <w:sz w:val="28"/>
+          <w:szCs w:val="28"/>
+        </w:rPr>
+        <w:t>（</w:t>
+      </w:r>
+      <w:r>
+        <w:rPr>
+          <w:rFonts w:hint="eastAsia"/>
+          <w:sz w:val="28"/>
+          <w:szCs w:val="28"/>
+        </w:rPr>
+        <w:sym w:font="Wingdings" w:char="00A8"/>
+      </w:r>
+      <w:r>
+        <w:rPr>
+          <w:rFonts w:hint="eastAsia"/>
+          <w:sz w:val="28"/>
+          <w:szCs w:val="28"/>
+        </w:rPr>
+        <w:t>继续/</w:t>
+      </w:r>
+      <w:r>
+        <w:rPr>
+          <w:rFonts w:hint="eastAsia"/>
+          <w:sz w:val="28"/>
+          <w:szCs w:val="28"/>
+        </w:rPr>
+        <w:sym w:font="Wingdings" w:char="00A8"/>
+      </w:r>
+      <w:r>
+        <w:rPr>
+          <w:rFonts w:hint="eastAsia"/>
+          <w:sz w:val="28"/>
+          <w:szCs w:val="28"/>
+        </w:rPr>
+        <w:t>中止/</w:t>
+      </w:r>
+      <w:r>
+        <w:rPr>
+          <w:rFonts w:hint="eastAsia"/>
+          <w:sz w:val="28"/>
+          <w:szCs w:val="28"/>
+        </w:rPr>
+        <w:sym w:font="Wingdings" w:char="00A8"/>
+      </w:r>
+      <w:r>
+        <w:rPr>
+          <w:rFonts w:hint="eastAsia"/>
+          <w:sz w:val="28"/>
+          <w:szCs w:val="28"/>
+        </w:rPr>
+        <w:t>终止）与我所合作，（</w:t>
+      </w:r>
+      <w:r>
+        <w:rPr>
+          <w:rFonts w:hint="eastAsia"/>
+          <w:sz w:val="28"/>
+          <w:szCs w:val="28"/>
+        </w:rPr>
+        <w:sym w:font="Wingdings" w:char="00A8"/>
+      </w:r>
+      <w:r>
+        <w:rPr>
+          <w:rFonts w:hint="eastAsia"/>
+          <w:sz w:val="28"/>
+          <w:szCs w:val="28"/>
+        </w:rPr>
+        <w:t>续签/</w:t>
+      </w:r>
+      <w:r>
+        <w:rPr>
+          <w:rFonts w:hint="eastAsia"/>
+          <w:sz w:val="28"/>
+          <w:szCs w:val="28"/>
+        </w:rPr>
+        <w:sym w:font="Wingdings" w:char="00A8"/>
       </w:r>
       <w:bookmarkStart w:id="0" w:name="_GoBack"/>
       <w:bookmarkEnd w:id="0"/>
-      <w:r>
-        <w:rPr>
-          <w:rFonts w:hint="eastAsia"/>
-          <w:sz w:val="28"/>
-          <w:szCs w:val="28"/>
-          <w:u w:val="single"/>
-        </w:rPr>
-        <w:t xml:space="preserve">{{名称}} </w:t>
-      </w:r>
-      <w:r>
-        <w:rPr>
-          <w:rFonts w:hint="eastAsia"/>
-          <w:sz w:val="28"/>
-          <w:szCs w:val="28"/>
-        </w:rPr>
-        <w:t>（</w:t>
-      </w:r>
-      <w:r>
-        <w:rPr>
-          <w:rFonts w:hint="eastAsia"/>
-          <w:sz w:val="28"/>
-          <w:szCs w:val="28"/>
-          <w:u w:val="single"/>
-        </w:rPr>
-        <w:sym w:font="Wingdings" w:char="00A8"/>
-      </w:r>
-      <w:r>
-        <w:rPr>
-          <w:rFonts w:hint="eastAsia"/>
-          <w:sz w:val="28"/>
-          <w:szCs w:val="28"/>
-        </w:rPr>
-        <w:t>继续/</w:t>
-      </w:r>
-      <w:r>
-        <w:rPr>
-          <w:rFonts w:hint="eastAsia"/>
-          <w:sz w:val="28"/>
-          <w:szCs w:val="28"/>
-          <w:u w:val="single"/>
-        </w:rPr>
-        <w:sym w:font="Wingdings" w:char="00A8"/>
-      </w:r>
-      <w:r>
-        <w:rPr>
-          <w:rFonts w:hint="eastAsia"/>
-          <w:sz w:val="28"/>
-          <w:szCs w:val="28"/>
-        </w:rPr>
-        <w:t>中止/</w:t>
-      </w:r>
-      <w:r>
-        <w:rPr>
-          <w:rFonts w:hint="eastAsia"/>
-          <w:sz w:val="28"/>
-          <w:szCs w:val="28"/>
-          <w:u w:val="single"/>
-        </w:rPr>
-        <w:sym w:font="Wingdings" w:char="00A8"/>
-      </w:r>
-      <w:r>
-        <w:rPr>
-          <w:rFonts w:hint="eastAsia"/>
-          <w:sz w:val="28"/>
-          <w:szCs w:val="28"/>
-        </w:rPr>
-        <w:t>终止）与我所合作，（</w:t>
-      </w:r>
-      <w:r>
-        <w:rPr>
-          <w:rFonts w:hint="eastAsia"/>
-          <w:sz w:val="28"/>
-          <w:szCs w:val="28"/>
-          <w:u w:val="single"/>
-        </w:rPr>
-        <w:sym w:font="Wingdings" w:char="00A8"/>
-      </w:r>
-      <w:r>
-        <w:rPr>
-          <w:rFonts w:hint="eastAsia"/>
-          <w:sz w:val="28"/>
-          <w:szCs w:val="28"/>
-        </w:rPr>
-        <w:t>续签/</w:t>
-      </w:r>
-      <w:r>
-        <w:rPr>
-          <w:rFonts w:hint="eastAsia"/>
-          <w:sz w:val="28"/>
-          <w:szCs w:val="28"/>
-          <w:u w:val="single"/>
-        </w:rPr>
-        <w:sym w:font="Wingdings" w:char="00A8"/>
-      </w:r>
       <w:r>
         <w:rPr>
           <w:rFonts w:hint="eastAsia"/>
@@ -349,7 +335,7 @@
     <w:lsdException w:qFormat="1" w:unhideWhenUsed="0" w:uiPriority="10" w:semiHidden="0" w:name="Title"/>
     <w:lsdException w:uiPriority="99" w:name="Closing"/>
     <w:lsdException w:uiPriority="99" w:name="Signature"/>
-    <w:lsdException w:qFormat="1" w:uiPriority="1" w:name="Default Paragraph Font"/>
+    <w:lsdException w:uiPriority="1" w:name="Default Paragraph Font"/>
     <w:lsdException w:uiPriority="99" w:name="Body Text"/>
     <w:lsdException w:uiPriority="99" w:name="Body Text Indent"/>
     <w:lsdException w:uiPriority="99" w:name="List Continue"/>
@@ -553,7 +539,6 @@
     <w:name w:val="Default Paragraph Font"/>
     <w:semiHidden/>
     <w:unhideWhenUsed/>
-    <w:qFormat/>
     <w:uiPriority w:val="1"/>
   </w:style>
   <w:style w:type="table" w:default="1" w:styleId="2">

--- a/templates/法律顾问/9法律顾问协议存续情况.docx
+++ b/templates/法律顾问/9法律顾问协议存续情况.docx
@@ -98,7 +98,7 @@
           <w:szCs w:val="28"/>
           <w:u w:val="single"/>
         </w:rPr>
-        <w:t xml:space="preserve"> {{二委托人}} </w:t>
+        <w:t xml:space="preserve"> {{_2委托人}} </w:t>
       </w:r>
       <w:r>
         <w:rPr>
